--- a/Deep Learning/Module 1/tài liệu thực hành/04_SGD-Momentum-Adam-Toi-uu-hoa/04_SGD-Momentum-Adam-Toi-uu-hoa.docx
+++ b/Deep Learning/Module 1/tài liệu thực hành/04_SGD-Momentum-Adam-Toi-uu-hoa/04_SGD-Momentum-Adam-Toi-uu-hoa.docx
@@ -294,7 +294,23 @@
           <w:b w:val="0"/>
           <w:i w:val="0"/>
         </w:rPr>
-        <w:t>Cài đặt và so sánh 3 thuật toán cập nhật trọng số (Gradient Descent thuần, Momentum, Adam) trên cùng một kiến trúc mạng và cùng dataset, cộng thêm kỹ thuật learning rate decay, để thấy rõ tốc độ/độ ổn định hội tụ khác nhau giữa các optimizer.</w:t>
+        <w:t xml:space="preserve">Cài đặt và so sánh 3 thuật toán cập nhật trọng số (Gradient Descent thuần, Momentum, Adam) trên cùng một kiến trúc mạng và cùng dataset </w:t>
+      </w:r>
+      <w:r>
+        <w:rPr>
+          <w:rFonts w:ascii="Calibri" w:hAnsi="Calibri"/>
+          <w:b/>
+          <w:i w:val="0"/>
+        </w:rPr>
+        <w:t>y tế thật</w:t>
+      </w:r>
+      <w:r>
+        <w:rPr>
+          <w:rFonts w:ascii="Calibri" w:hAnsi="Calibri"/>
+          <w:b w:val="0"/>
+          <w:i w:val="0"/>
+        </w:rPr>
+        <w:t>, cộng thêm kỹ thuật learning rate decay, để thấy rõ tốc độ/độ ổn định hội tụ khác nhau giữa các optimizer.</w:t>
       </w:r>
     </w:p>
     <w:tbl>
@@ -400,7 +416,7 @@
                 <w:i w:val="0"/>
                 <w:sz w:val="20"/>
               </w:rPr>
-              <w:t>(2, m)</w:t>
+              <w:t>(8, m)</w:t>
             </w:r>
             <w:r>
               <w:rPr>
@@ -408,7 +424,23 @@
                 <w:b w:val="0"/>
                 <w:i w:val="0"/>
               </w:rPr>
-              <w:t xml:space="preserve"> — toạ độ 2D dataset "moons" (2 nửa vòng cung đan xen).</w:t>
+              <w:t xml:space="preserve"> — 8 đặc trưng lâm sàng đã chuẩn hóa từ bộ dữ liệu </w:t>
+            </w:r>
+            <w:r>
+              <w:rPr>
+                <w:rFonts w:ascii="Calibri" w:hAnsi="Calibri"/>
+                <w:b/>
+                <w:i w:val="0"/>
+              </w:rPr>
+              <w:t>Pima Indians Diabetes</w:t>
+            </w:r>
+            <w:r>
+              <w:rPr>
+                <w:rFonts w:ascii="Calibri" w:hAnsi="Calibri"/>
+                <w:b w:val="0"/>
+                <w:i w:val="0"/>
+              </w:rPr>
+              <w:t>.</w:t>
             </w:r>
           </w:p>
         </w:tc>
@@ -468,7 +500,7 @@
                 <w:b w:val="0"/>
                 <w:i w:val="0"/>
               </w:rPr>
-              <w:t xml:space="preserve"> — nhãn nhị phân (0/1).</w:t>
+              <w:t xml:space="preserve"> — nhãn nhị phân (0 = không tiểu đường, 1 = tiểu đường).</w:t>
             </w:r>
           </w:p>
         </w:tc>
@@ -502,7 +534,7 @@
                 <w:b w:val="0"/>
                 <w:i w:val="0"/>
               </w:rPr>
-              <w:t xml:space="preserve">Phân loại nhị phân, mạng 3 lớp </w:t>
+              <w:t xml:space="preserve">Phân loại nhị phân trên dữ liệu thật, mạng 3 lớp </w:t>
             </w:r>
             <w:r>
               <w:rPr>
@@ -511,7 +543,7 @@
                 <w:i w:val="0"/>
                 <w:sz w:val="20"/>
               </w:rPr>
-              <w:t>[2, 5, 2, 1]</w:t>
+              <w:t>[8, 5, 2, 1]</w:t>
             </w:r>
             <w:r>
               <w:rPr>
@@ -602,7 +634,7 @@
                 <w:b w:val="0"/>
                 <w:i w:val="0"/>
               </w:rPr>
-              <w:t xml:space="preserve">Không chỉ so sánh accuracy cuối cùng, mà đọc được cost curve/decision boundary để giải thích </w:t>
+              <w:t xml:space="preserve">Không chỉ so sánh accuracy cuối cùng, mà đọc được cost curve/confusion matrix/ROC để giải thích </w:t>
             </w:r>
             <w:r>
               <w:rPr>
@@ -652,7 +684,7 @@
                 <w:b w:val="0"/>
                 <w:i w:val="0"/>
               </w:rPr>
-              <w:t>Train accuracy (</w:t>
+              <w:t>Train/test accuracy (</w:t>
             </w:r>
             <w:r>
               <w:rPr>
@@ -669,7 +701,23 @@
                 <w:b w:val="0"/>
                 <w:i w:val="0"/>
               </w:rPr>
-              <w:t xml:space="preserve">), cost qua các epoch. Không có test set riêng trong bài gốc — toàn bộ đánh giá thực hiện trên chính </w:t>
+              <w:t xml:space="preserve">), </w:t>
+            </w:r>
+            <w:r>
+              <w:rPr>
+                <w:rFonts w:ascii="Calibri" w:hAnsi="Calibri"/>
+                <w:b/>
+                <w:i w:val="0"/>
+              </w:rPr>
+              <w:t>Precision/Recall/F1/AUC</w:t>
+            </w:r>
+            <w:r>
+              <w:rPr>
+                <w:rFonts w:ascii="Calibri" w:hAnsi="Calibri"/>
+                <w:b w:val="0"/>
+                <w:i w:val="0"/>
+              </w:rPr>
+              <w:t xml:space="preserve"> trên test set (</w:t>
             </w:r>
             <w:r>
               <w:rPr>
@@ -678,7 +726,7 @@
                 <w:i w:val="0"/>
                 <w:sz w:val="20"/>
               </w:rPr>
-              <w:t>train_X, train_Y</w:t>
+              <w:t>evaluate_classification</w:t>
             </w:r>
             <w:r>
               <w:rPr>
@@ -686,7 +734,7 @@
                 <w:b w:val="0"/>
                 <w:i w:val="0"/>
               </w:rPr>
-              <w:t>.</w:t>
+              <w:t>, xem mục 3), cost qua các epoch.</w:t>
             </w:r>
           </w:p>
         </w:tc>
@@ -812,7 +860,23 @@
           <w:b w:val="0"/>
           <w:i w:val="0"/>
         </w:rPr>
-        <w:t xml:space="preserve">Dataset tổng hợp (synthetic), sinh trực tiếp bằng </w:t>
+        <w:t xml:space="preserve">Dataset thật </w:t>
+      </w:r>
+      <w:r>
+        <w:rPr>
+          <w:rFonts w:ascii="Calibri" w:hAnsi="Calibri"/>
+          <w:b/>
+          <w:i w:val="0"/>
+        </w:rPr>
+        <w:t>Pima Indians Diabetes</w:t>
+      </w:r>
+      <w:r>
+        <w:rPr>
+          <w:rFonts w:ascii="Calibri" w:hAnsi="Calibri"/>
+          <w:b w:val="0"/>
+          <w:i w:val="0"/>
+        </w:rPr>
+        <w:t xml:space="preserve"> — giống hệt bài 03 (dùng chung 1 file </w:t>
       </w:r>
       <w:r>
         <w:rPr>
@@ -821,7 +885,7 @@
           <w:i w:val="0"/>
           <w:sz w:val="20"/>
         </w:rPr>
-        <w:t>sklearn.datasets.make_moons</w:t>
+        <w:t>data/pima-indians-diabetes.csv</w:t>
       </w:r>
       <w:r>
         <w:rPr>
@@ -829,7 +893,7 @@
           <w:b w:val="0"/>
           <w:i w:val="0"/>
         </w:rPr>
-        <w:t xml:space="preserve"> — không cần tải file ngoài.</w:t>
+        <w:t>, cùng cách tiền xử lý), để việc so sánh optimizer diễn ra trên đúng một bài toán xuyên suốt module.</w:t>
       </w:r>
     </w:p>
     <w:tbl>
@@ -918,7 +982,49 @@
                 <w:i w:val="0"/>
                 <w:sz w:val="20"/>
               </w:rPr>
-              <w:t>sklearn.datasets.make_moons(n_samples=300, noise=.2)</w:t>
+              <w:t>data/pima-indians-diabetes.csv</w:t>
+            </w:r>
+            <w:r>
+              <w:rPr>
+                <w:rFonts w:ascii="Calibri" w:hAnsi="Calibri"/>
+                <w:b w:val="0"/>
+                <w:i w:val="0"/>
+              </w:rPr>
+              <w:t xml:space="preserve"> (đọc qua </w:t>
+            </w:r>
+            <w:r>
+              <w:rPr>
+                <w:rFonts w:ascii="Consolas" w:hAnsi="Consolas"/>
+                <w:b w:val="0"/>
+                <w:i w:val="0"/>
+                <w:sz w:val="20"/>
+              </w:rPr>
+              <w:t>load_dataset()</w:t>
+            </w:r>
+            <w:r>
+              <w:rPr>
+                <w:rFonts w:ascii="Calibri" w:hAnsi="Calibri"/>
+                <w:b w:val="0"/>
+                <w:i w:val="0"/>
+              </w:rPr>
+              <w:t xml:space="preserve"> trong </w:t>
+            </w:r>
+            <w:r>
+              <w:rPr>
+                <w:rFonts w:ascii="Consolas" w:hAnsi="Consolas"/>
+                <w:b w:val="0"/>
+                <w:i w:val="0"/>
+                <w:sz w:val="20"/>
+              </w:rPr>
+              <w:t>opt_utils_v1a.py</w:t>
+            </w:r>
+            <w:r>
+              <w:rPr>
+                <w:rFonts w:ascii="Calibri" w:hAnsi="Calibri"/>
+                <w:b w:val="0"/>
+                <w:i w:val="0"/>
+              </w:rPr>
+              <w:t>)</w:t>
             </w:r>
           </w:p>
         </w:tc>
@@ -936,7 +1042,7 @@
                 <w:b w:val="0"/>
                 <w:i w:val="0"/>
               </w:rPr>
-              <w:t>Số điểm</w:t>
+              <w:t>Số mẫu train / test</w:t>
             </w:r>
           </w:p>
         </w:tc>
@@ -952,7 +1058,24 @@
                 <w:b w:val="0"/>
                 <w:i w:val="0"/>
               </w:rPr>
-              <w:t>300 (không tách test set riêng trong bài gốc)</w:t>
+              <w:t xml:space="preserve">614 / 154 (chia 80/20, giữ nguyên tỉ lệ lớp bằng </w:t>
+            </w:r>
+            <w:r>
+              <w:rPr>
+                <w:rFonts w:ascii="Consolas" w:hAnsi="Consolas"/>
+                <w:b w:val="0"/>
+                <w:i w:val="0"/>
+                <w:sz w:val="20"/>
+              </w:rPr>
+              <w:t>stratify</w:t>
+            </w:r>
+            <w:r>
+              <w:rPr>
+                <w:rFonts w:ascii="Calibri" w:hAnsi="Calibri"/>
+                <w:b w:val="0"/>
+                <w:i w:val="0"/>
+              </w:rPr>
+              <w:t>)</w:t>
             </w:r>
           </w:p>
         </w:tc>
@@ -986,7 +1109,7 @@
                 <w:b w:val="0"/>
                 <w:i w:val="0"/>
               </w:rPr>
-              <w:t>2 (toạ độ x, y)</w:t>
+              <w:t>8</w:t>
             </w:r>
           </w:p>
         </w:tc>
@@ -1038,6 +1161,57 @@
                 <w:b w:val="0"/>
                 <w:i w:val="0"/>
               </w:rPr>
+              <w:t>Tiền xử lý</w:t>
+            </w:r>
+          </w:p>
+        </w:tc>
+        <w:tc>
+          <w:tcPr>
+            <w:tcW w:type="dxa" w:w="4873"/>
+          </w:tcPr>
+          <w:p>
+            <w:r/>
+            <w:r>
+              <w:rPr>
+                <w:rFonts w:ascii="Calibri" w:hAnsi="Calibri"/>
+                <w:b w:val="0"/>
+                <w:i w:val="0"/>
+              </w:rPr>
+              <w:t xml:space="preserve">Giống bài 03: median-impute 5 cột có giá trị </w:t>
+            </w:r>
+            <w:r>
+              <w:rPr>
+                <w:rFonts w:ascii="Consolas" w:hAnsi="Consolas"/>
+                <w:b w:val="0"/>
+                <w:i w:val="0"/>
+                <w:sz w:val="20"/>
+              </w:rPr>
+              <w:t>0</w:t>
+            </w:r>
+            <w:r>
+              <w:rPr>
+                <w:rFonts w:ascii="Calibri" w:hAnsi="Calibri"/>
+                <w:b w:val="0"/>
+                <w:i w:val="0"/>
+              </w:rPr>
+              <w:t xml:space="preserve"> ẩn ý nghĩa "thiếu dữ liệu" (fit trên train), rồi chuẩn hóa (fit trên train)</w:t>
+            </w:r>
+          </w:p>
+        </w:tc>
+      </w:tr>
+      <w:tr>
+        <w:tc>
+          <w:tcPr>
+            <w:tcW w:type="dxa" w:w="4873"/>
+          </w:tcPr>
+          <w:p>
+            <w:r/>
+            <w:r>
+              <w:rPr>
+                <w:rFonts w:ascii="Calibri" w:hAnsi="Calibri"/>
+                <w:b w:val="0"/>
+                <w:i w:val="0"/>
+              </w:rPr>
               <w:t>Seed</w:t>
             </w:r>
           </w:p>
@@ -1055,7 +1229,7 @@
                 <w:i w:val="0"/>
                 <w:sz w:val="20"/>
               </w:rPr>
-              <w:t>np.random.seed(3)</w:t>
+              <w:t>random_state=1</w:t>
             </w:r>
             <w:r>
               <w:rPr>
@@ -1063,7 +1237,7 @@
                 <w:b w:val="0"/>
                 <w:i w:val="0"/>
               </w:rPr>
-              <w:t xml:space="preserve"> trong </w:t>
+              <w:t xml:space="preserve"> khi chia train/test (cố định trong </w:t>
             </w:r>
             <w:r>
               <w:rPr>
@@ -1073,6 +1247,14 @@
                 <w:sz w:val="20"/>
               </w:rPr>
               <w:t>load_dataset()</w:t>
+            </w:r>
+            <w:r>
+              <w:rPr>
+                <w:rFonts w:ascii="Calibri" w:hAnsi="Calibri"/>
+                <w:b w:val="0"/>
+                <w:i w:val="0"/>
+              </w:rPr>
+              <w:t>)</w:t>
             </w:r>
           </w:p>
         </w:tc>
@@ -1107,7 +1289,7 @@
                 <w:i w:val="0"/>
                 <w:sz w:val="20"/>
               </w:rPr>
-              <w:t>layers_dims = [train_X.shape[0], 5, 2, 1] = [2, 5, 2, 1]</w:t>
+              <w:t>layers_dims = [train_X.shape[0], 5, 2, 1] = [8, 5, 2, 1]</w:t>
             </w:r>
           </w:p>
         </w:tc>
@@ -1418,7 +1600,40 @@
                 <w:b w:val="0"/>
                 <w:i w:val="0"/>
               </w:rPr>
-              <w:t>Huấn luyện 3 mô hình (mini-batch GD / Momentum / Adam) trên cùng dataset, in cost mỗi 1000 epoch, vẽ decision boundary cho từng optimizer</w:t>
+              <w:t xml:space="preserve">Huấn luyện 3 mô hình (mini-batch GD / Momentum / Adam) trên cùng dataset, in cost mỗi 1000 epoch, đánh giá trên </w:t>
+            </w:r>
+            <w:r>
+              <w:rPr>
+                <w:rFonts w:ascii="Calibri" w:hAnsi="Calibri"/>
+                <w:b/>
+                <w:i w:val="0"/>
+              </w:rPr>
+              <w:t>test set</w:t>
+            </w:r>
+            <w:r>
+              <w:rPr>
+                <w:rFonts w:ascii="Calibri" w:hAnsi="Calibri"/>
+                <w:b w:val="0"/>
+                <w:i w:val="0"/>
+              </w:rPr>
+              <w:t xml:space="preserve"> bằng </w:t>
+            </w:r>
+            <w:r>
+              <w:rPr>
+                <w:rFonts w:ascii="Consolas" w:hAnsi="Consolas"/>
+                <w:b w:val="0"/>
+                <w:i w:val="0"/>
+                <w:sz w:val="20"/>
+              </w:rPr>
+              <w:t>evaluate_classification</w:t>
+            </w:r>
+            <w:r>
+              <w:rPr>
+                <w:rFonts w:ascii="Calibri" w:hAnsi="Calibri"/>
+                <w:b w:val="0"/>
+                <w:i w:val="0"/>
+              </w:rPr>
+              <w:t xml:space="preserve"> (confusion matrix + ROC, thay cho decision boundary 2D không còn vẽ được với 8 chiều)</w:t>
             </w:r>
           </w:p>
         </w:tc>
@@ -1512,7 +1727,7 @@
                 <w:b w:val="0"/>
                 <w:i w:val="0"/>
               </w:rPr>
-              <w:t>Lặp lại 3 optimizer có kèm learning rate decay, so sánh cost curve trước/sau khi thêm decay</w:t>
+              <w:t>Lặp lại 3 optimizer có kèm learning rate decay, so sánh cost curve và test accuracy trước/sau khi thêm decay</w:t>
             </w:r>
           </w:p>
         </w:tc>
@@ -1618,7 +1833,7 @@
                 <w:i w:val="0"/>
                 <w:sz w:val="20"/>
               </w:rPr>
-              <w:t>layers_dims = [2, 5, 2, 1]</w:t>
+              <w:t>layers_dims = [8, 5, 2, 1]</w:t>
             </w:r>
           </w:p>
         </w:tc>
@@ -2253,7 +2468,7 @@
           <w:i w:val="0"/>
           <w:sz w:val="20"/>
         </w:rPr>
-        <w:t>load_params_and_grads, initialize_parameters, forward_propagation, backward_propagation, compute_cost, predict, predict_dec, plot_decision_boundary, load_dataset</w:t>
+        <w:t>load_params_and_grads, initialize_parameters, forward_propagation, backward_propagation, compute_cost, predict, load_dataset, evaluate_classification</w:t>
       </w:r>
       <w:r>
         <w:rPr>
@@ -2883,7 +3098,41 @@
           <w:b w:val="0"/>
           <w:i w:val="0"/>
         </w:rPr>
-        <w:t>, quan sát cost curve và decision boundary từng optimizer.</w:t>
+        <w:t xml:space="preserve">, quan sát cost curve rồi đánh giá trên </w:t>
+      </w:r>
+      <w:r>
+        <w:rPr>
+          <w:rFonts w:ascii="Consolas" w:hAnsi="Consolas"/>
+          <w:b w:val="0"/>
+          <w:i w:val="0"/>
+          <w:sz w:val="20"/>
+        </w:rPr>
+        <w:t>test_X, test_Y</w:t>
+      </w:r>
+      <w:r>
+        <w:rPr>
+          <w:rFonts w:ascii="Calibri" w:hAnsi="Calibri"/>
+          <w:b w:val="0"/>
+          <w:i w:val="0"/>
+        </w:rPr>
+        <w:t xml:space="preserve"> bằng </w:t>
+      </w:r>
+      <w:r>
+        <w:rPr>
+          <w:rFonts w:ascii="Consolas" w:hAnsi="Consolas"/>
+          <w:b w:val="0"/>
+          <w:i w:val="0"/>
+          <w:sz w:val="20"/>
+        </w:rPr>
+        <w:t>evaluate_classification</w:t>
+      </w:r>
+      <w:r>
+        <w:rPr>
+          <w:rFonts w:ascii="Calibri" w:hAnsi="Calibri"/>
+          <w:b w:val="0"/>
+          <w:i w:val="0"/>
+        </w:rPr>
+        <w:t>.</w:t>
       </w:r>
     </w:p>
     <w:p>
@@ -3065,7 +3314,7 @@
           <w:b w:val="0"/>
           <w:i w:val="0"/>
         </w:rPr>
-        <w:t>, so sánh cost curve.</w:t>
+        <w:t>, so sánh cost curve và test accuracy.</w:t>
       </w:r>
     </w:p>
     <w:p>
@@ -3091,7 +3340,7 @@
           <w:b w:val="0"/>
           <w:i w:val="0"/>
         </w:rPr>
-        <w:t>Cả 3 optimizer đều giảm được cost trên dataset "moons"; Adam thường hội tụ nhanh và mượt nhất, Momentum nhanh hơn GD thuần nhưng có thể dao động nhẹ hơn Adam.</w:t>
+        <w:t>Không decay: GD ~72% và Momentum ~72% test accuracy (gần như nhau — đúng như ghi chú gốc "gains từ momentum là nhỏ với ví dụ đơn giản"), Adam vượt trội rõ rệt ~79%.</w:t>
       </w:r>
     </w:p>
     <w:p>
@@ -3104,7 +3353,7 @@
           <w:b w:val="0"/>
           <w:i w:val="0"/>
         </w:rPr>
-        <w:t xml:space="preserve">Thêm learning rate decay giúp cost dao động ít hơn ở giai đoạn cuối training so với learning rate cố định (đặc biệt rõ với GD/Momentum ở </w:t>
+        <w:t xml:space="preserve">Có </w:t>
       </w:r>
       <w:r>
         <w:rPr>
@@ -3113,7 +3362,7 @@
           <w:i w:val="0"/>
           <w:sz w:val="20"/>
         </w:rPr>
-        <w:t>lr=0.1</w:t>
+        <w:t>schedule_lr_decay</w:t>
       </w:r>
       <w:r>
         <w:rPr>
@@ -3121,7 +3370,63 @@
           <w:b w:val="0"/>
           <w:i w:val="0"/>
         </w:rPr>
-        <w:t>).</w:t>
+        <w:t>: cả 3 optimizer đều cải thiện so với không decay (GD/Momentum lên ~75%), cho thấy decay giúp ích nhiều nhất khi learning rate ban đầu chưa tối ưu.</w:t>
+      </w:r>
+    </w:p>
+    <w:p>
+      <w:pPr>
+        <w:pStyle w:val="ListBullet"/>
+      </w:pPr>
+      <w:r>
+        <w:rPr>
+          <w:rFonts w:ascii="Consolas" w:hAnsi="Consolas"/>
+          <w:b w:val="0"/>
+          <w:i w:val="0"/>
+          <w:sz w:val="20"/>
+        </w:rPr>
+        <w:t>update_lr</w:t>
+      </w:r>
+      <w:r>
+        <w:rPr>
+          <w:rFonts w:ascii="Calibri" w:hAnsi="Calibri"/>
+          <w:b w:val="0"/>
+          <w:i w:val="0"/>
+        </w:rPr>
+        <w:t xml:space="preserve"> (decay liên tục mỗi epoch) làm learning rate giảm quá nhanh (xuống ~0.0001 chỉ sau 1000 epoch) → GD hội tụ chậm hơn hẳn, minh chứng vì sao </w:t>
+      </w:r>
+      <w:r>
+        <w:rPr>
+          <w:rFonts w:ascii="Consolas" w:hAnsi="Consolas"/>
+          <w:b w:val="0"/>
+          <w:i w:val="0"/>
+          <w:sz w:val="20"/>
+        </w:rPr>
+        <w:t>schedule_lr_decay</w:t>
+      </w:r>
+      <w:r>
+        <w:rPr>
+          <w:rFonts w:ascii="Calibri" w:hAnsi="Calibri"/>
+          <w:b w:val="0"/>
+          <w:i w:val="0"/>
+        </w:rPr>
+        <w:t xml:space="preserve"> (giảm theo mốc) thường thực tế hơn </w:t>
+      </w:r>
+      <w:r>
+        <w:rPr>
+          <w:rFonts w:ascii="Consolas" w:hAnsi="Consolas"/>
+          <w:b w:val="0"/>
+          <w:i w:val="0"/>
+          <w:sz w:val="20"/>
+        </w:rPr>
+        <w:t>update_lr</w:t>
+      </w:r>
+      <w:r>
+        <w:rPr>
+          <w:rFonts w:ascii="Calibri" w:hAnsi="Calibri"/>
+          <w:b w:val="0"/>
+          <w:i w:val="0"/>
+        </w:rPr>
+        <w:t xml:space="preserve"> (giảm liên tục) cho bài toán ít epoch.</w:t>
       </w:r>
     </w:p>
     <w:p>
@@ -3363,7 +3668,7 @@
           <w:b/>
           <w:i w:val="0"/>
         </w:rPr>
-        <w:t>Đo Best Val Accuracy đúng nghĩa:</w:t>
+        <w:t>So sánh Recall giữa các optimizer:</w:t>
       </w:r>
       <w:r>
         <w:rPr>
@@ -3371,7 +3676,7 @@
           <w:b w:val="0"/>
           <w:i w:val="0"/>
         </w:rPr>
-        <w:t xml:space="preserve"> tự tách 300 điểm moons thành 240 train / 60 validation (dataset gốc không có sẵn phần này), huấn luyện lại và báo cáo accuracy trên phần validation, không chỉ trên train.</w:t>
+        <w:t xml:space="preserve"> trong bài toán y tế, Recall (tỉ lệ phát hiện đúng ca mắc bệnh) thường quan trọng hơn accuracy thuần. Optimizer/cấu hình decay nào cho Recall tốt nhất trên test set?</w:t>
       </w:r>
     </w:p>
     <w:p>
@@ -3551,6 +3856,42 @@
           </w:p>
         </w:tc>
       </w:tr>
+      <w:tr>
+        <w:tc>
+          <w:tcPr>
+            <w:tcW w:type="dxa" w:w="4873"/>
+          </w:tcPr>
+          <w:p>
+            <w:r/>
+            <w:r>
+              <w:rPr>
+                <w:rFonts w:ascii="Calibri" w:hAnsi="Calibri"/>
+                <w:b w:val="0"/>
+                <w:i w:val="0"/>
+              </w:rPr>
+              <w:t>Pima Indians Diabetes Dataset (nguồn gốc)</w:t>
+            </w:r>
+          </w:p>
+        </w:tc>
+        <w:tc>
+          <w:tcPr>
+            <w:tcW w:type="dxa" w:w="4873"/>
+          </w:tcPr>
+          <w:p>
+            <w:r/>
+            <w:hyperlink r:id="rId12">
+              <w:r>
+                <w:rPr>
+                  <w:rFonts w:ascii="Calibri" w:hAnsi="Calibri"/>
+                  <w:color w:val="0563C1"/>
+                  <w:u w:val="single"/>
+                </w:rPr>
+                <w:t>https://www.kaggle.com/datasets/uciml/pima-indians-diabetes-database</w:t>
+              </w:r>
+            </w:hyperlink>
+          </w:p>
+        </w:tc>
+      </w:tr>
     </w:tbl>
     <w:p/>
     <w:p>
@@ -3593,12 +3934,11 @@
       </w:r>
       <w:r>
         <w:rPr>
-          <w:rFonts w:ascii="Consolas" w:hAnsi="Consolas"/>
-          <w:b w:val="0"/>
+          <w:rFonts w:ascii="Calibri" w:hAnsi="Calibri"/>
+          <w:b/>
           <w:i w:val="0"/>
-          <w:sz w:val="20"/>
         </w:rPr>
-        <w:t>sklearn.datasets.make_moons</w:t>
+        <w:t>Pima Indians Diabetes thật</w:t>
       </w:r>
       <w:r>
         <w:rPr>
@@ -3606,7 +3946,41 @@
           <w:b w:val="0"/>
           <w:i w:val="0"/>
         </w:rPr>
-        <w:t xml:space="preserve"> sinh trực tiếp trong notebook (seed cố định) — không có rủi ro data leakage.</w:t>
+        <w:t xml:space="preserve"> — tập train/test đã tách rõ ràng trong </w:t>
+      </w:r>
+      <w:r>
+        <w:rPr>
+          <w:rFonts w:ascii="Consolas" w:hAnsi="Consolas"/>
+          <w:b w:val="0"/>
+          <w:i w:val="0"/>
+          <w:sz w:val="20"/>
+        </w:rPr>
+        <w:t>load_dataset()</w:t>
+      </w:r>
+      <w:r>
+        <w:rPr>
+          <w:rFonts w:ascii="Calibri" w:hAnsi="Calibri"/>
+          <w:b w:val="0"/>
+          <w:i w:val="0"/>
+        </w:rPr>
+        <w:t xml:space="preserve"> (kèm </w:t>
+      </w:r>
+      <w:r>
+        <w:rPr>
+          <w:rFonts w:ascii="Consolas" w:hAnsi="Consolas"/>
+          <w:b w:val="0"/>
+          <w:i w:val="0"/>
+          <w:sz w:val="20"/>
+        </w:rPr>
+        <w:t>stratify</w:t>
+      </w:r>
+      <w:r>
+        <w:rPr>
+          <w:rFonts w:ascii="Calibri" w:hAnsi="Calibri"/>
+          <w:b w:val="0"/>
+          <w:i w:val="0"/>
+        </w:rPr>
+        <w:t>), tiền xử lý (median-impute, chuẩn hóa) chỉ fit trên train → không có rủi ro data leakage.</w:t>
       </w:r>
     </w:p>
     <w:p>
